--- a/content-src/docx/R O 2006 02 12 Keston Sutherland.docx
+++ b/content-src/docx/R O 2006 02 12 Keston Sutherland.docx
@@ -55,7 +55,7 @@
     <w:p/>
     <w:p>
       <w:r>
-        <w:t xml:space="preserve">The epigraph, from Pascal Bonitzer, describes 'the polymorphous world of the burlesque, where ... violence is universal and without consequences, there is no guilt'. It describes both the method of </w:t>
+        <w:t xml:space="preserve">The epigraph, from Pascal Bonitzer, describes 'the polymorphous world of the burlesque, where… violence is universal and without consequences, there is no guilt'. It describes both the method of </w:t>
       </w:r>
       <w:proofErr w:type="spellStart"/>
       <w:r>
